--- a/lessons/7-1/downloads/reveal/teacher/7.1-exit-tickets.docx
+++ b/lessons/7-1/downloads/reveal/teacher/7.1-exit-tickets.docx
@@ -4,6 +4,7 @@
   <w:body>
     <w:p>
       <w:pPr>
+        <w:pStyle w:val="Heading1"/>
         <w:tabs>
           <w:tab w:val="left" w:pos="5200"/>
           <w:tab w:val="right" w:leader="underscore" w:pos="9504"/>
@@ -34,7 +35,7 @@
         <w:rPr>
           <w:rFonts w:ascii="Avenir Next" w:hAnsi="Avenir Next" w:cs="Avenir Next" w:eastAsia="Avenir Next"/>
           <w:color w:val="1A1A1A"/>
-          <w:sz w:val="18"/>
+          <w:sz w:val="22"/>
           <w:szCs w:val="18"/>
         </w:rPr>
         <w:t xml:space="preserve">Name</w:t>
@@ -119,25 +120,25 @@
                 <w:rFonts w:ascii="Avenir Next" w:hAnsi="Avenir Next" w:cs="Avenir Next" w:eastAsia="Avenir Next"/>
                 <w:b/>
                 <w:color w:val="1A1A1A"/>
+                <w:sz w:val="22"/>
+                <w:szCs w:val="20"/>
+              </w:rPr>
+              <w:t xml:space="preserve">1.</w:t>
+            </w:r>
+            <w:r>
+              <w:rPr>
+                <w:rFonts w:ascii="Avenir Next" w:hAnsi="Avenir Next" w:cs="Avenir Next" w:eastAsia="Avenir Next"/>
+                <w:color w:val="1A1A1A"/>
                 <w:sz w:val="20"/>
                 <w:szCs w:val="20"/>
               </w:rPr>
-              <w:t xml:space="preserve">1.</w:t>
-            </w:r>
-            <w:r>
-              <w:rPr>
-                <w:rFonts w:ascii="Avenir Next" w:hAnsi="Avenir Next" w:cs="Avenir Next" w:eastAsia="Avenir Next"/>
-                <w:color w:val="1A1A1A"/>
-                <w:sz w:val="20"/>
-                <w:szCs w:val="20"/>
-              </w:rPr>
               <w:tab/>
             </w:r>
             <w:r>
               <w:rPr>
                 <w:rFonts w:ascii="Avenir Next" w:hAnsi="Avenir Next" w:cs="Avenir Next" w:eastAsia="Avenir Next"/>
                 <w:color w:val="1A1A1A"/>
-                <w:sz w:val="20"/>
+                <w:sz w:val="22"/>
                 <w:szCs w:val="20"/>
               </w:rPr>
               <w:t xml:space="preserve">Write an integer for each situation.</w:t>
@@ -192,25 +193,25 @@
                       <w:rFonts w:ascii="Avenir Next" w:hAnsi="Avenir Next" w:cs="Avenir Next" w:eastAsia="Avenir Next"/>
                       <w:b/>
                       <w:color w:val="003A70"/>
+                      <w:sz w:val="22"/>
+                      <w:szCs w:val="20"/>
+                    </w:rPr>
+                    <w:t xml:space="preserve">a.</w:t>
+                  </w:r>
+                  <w:r>
+                    <w:rPr>
+                      <w:rFonts w:ascii="Avenir Next" w:hAnsi="Avenir Next" w:cs="Avenir Next" w:eastAsia="Avenir Next"/>
+                      <w:color w:val="1A1A1A"/>
                       <w:sz w:val="20"/>
                       <w:szCs w:val="20"/>
                     </w:rPr>
-                    <w:t xml:space="preserve">a.</w:t>
-                  </w:r>
-                  <w:r>
-                    <w:rPr>
-                      <w:rFonts w:ascii="Avenir Next" w:hAnsi="Avenir Next" w:cs="Avenir Next" w:eastAsia="Avenir Next"/>
-                      <w:color w:val="1A1A1A"/>
-                      <w:sz w:val="20"/>
-                      <w:szCs w:val="20"/>
-                    </w:rPr>
                     <w:tab/>
                   </w:r>
                   <w:r>
                     <w:rPr>
                       <w:rFonts w:ascii="Avenir Next" w:hAnsi="Avenir Next" w:cs="Avenir Next" w:eastAsia="Avenir Next"/>
                       <w:color w:val="1A1A1A"/>
-                      <w:sz w:val="20"/>
+                      <w:sz w:val="22"/>
                       <w:szCs w:val="20"/>
                     </w:rPr>
                     <w:t xml:space="preserve">a withdrawal of 20 dollars</w:t>
@@ -254,25 +255,25 @@
                       <w:rFonts w:ascii="Avenir Next" w:hAnsi="Avenir Next" w:cs="Avenir Next" w:eastAsia="Avenir Next"/>
                       <w:b/>
                       <w:color w:val="003A70"/>
+                      <w:sz w:val="22"/>
+                      <w:szCs w:val="20"/>
+                    </w:rPr>
+                    <w:t xml:space="preserve">b.</w:t>
+                  </w:r>
+                  <w:r>
+                    <w:rPr>
+                      <w:rFonts w:ascii="Avenir Next" w:hAnsi="Avenir Next" w:cs="Avenir Next" w:eastAsia="Avenir Next"/>
+                      <w:color w:val="1A1A1A"/>
                       <w:sz w:val="20"/>
                       <w:szCs w:val="20"/>
                     </w:rPr>
-                    <w:t xml:space="preserve">b.</w:t>
-                  </w:r>
-                  <w:r>
-                    <w:rPr>
-                      <w:rFonts w:ascii="Avenir Next" w:hAnsi="Avenir Next" w:cs="Avenir Next" w:eastAsia="Avenir Next"/>
-                      <w:color w:val="1A1A1A"/>
-                      <w:sz w:val="20"/>
-                      <w:szCs w:val="20"/>
-                    </w:rPr>
                     <w:tab/>
                   </w:r>
                   <w:r>
                     <w:rPr>
                       <w:rFonts w:ascii="Avenir Next" w:hAnsi="Avenir Next" w:cs="Avenir Next" w:eastAsia="Avenir Next"/>
                       <w:color w:val="1A1A1A"/>
-                      <w:sz w:val="20"/>
+                      <w:sz w:val="22"/>
                       <w:szCs w:val="20"/>
                     </w:rPr>
                     <w:t xml:space="preserve">11 degrees above zero</w:t>
@@ -365,25 +366,25 @@
                 <w:rFonts w:ascii="Avenir Next" w:hAnsi="Avenir Next" w:cs="Avenir Next" w:eastAsia="Avenir Next"/>
                 <w:b/>
                 <w:color w:val="1A1A1A"/>
+                <w:sz w:val="22"/>
+                <w:szCs w:val="20"/>
+              </w:rPr>
+              <w:t xml:space="preserve">2.</w:t>
+            </w:r>
+            <w:r>
+              <w:rPr>
+                <w:rFonts w:ascii="Avenir Next" w:hAnsi="Avenir Next" w:cs="Avenir Next" w:eastAsia="Avenir Next"/>
+                <w:color w:val="1A1A1A"/>
                 <w:sz w:val="20"/>
                 <w:szCs w:val="20"/>
               </w:rPr>
-              <w:t xml:space="preserve">2.</w:t>
-            </w:r>
-            <w:r>
-              <w:rPr>
-                <w:rFonts w:ascii="Avenir Next" w:hAnsi="Avenir Next" w:cs="Avenir Next" w:eastAsia="Avenir Next"/>
-                <w:color w:val="1A1A1A"/>
-                <w:sz w:val="20"/>
-                <w:szCs w:val="20"/>
-              </w:rPr>
               <w:tab/>
             </w:r>
             <w:r>
               <w:rPr>
                 <w:rFonts w:ascii="Avenir Next" w:hAnsi="Avenir Next" w:cs="Avenir Next" w:eastAsia="Avenir Next"/>
                 <w:color w:val="1A1A1A"/>
-                <w:sz w:val="20"/>
+                <w:sz w:val="22"/>
                 <w:szCs w:val="20"/>
               </w:rPr>
               <w:t xml:space="preserve">Plot −5 and its opposite. How far is each from 0?</w:t>
@@ -399,7 +400,7 @@
               <w:drawing>
                 <wp:inline distT="0" distB="0" distL="0" distR="0">
                   <wp:extent cx="4206240" cy="465690"/>
-                  <wp:docPr id="1" name="Figure 1"/>
+                  <wp:docPr id="1" name="Figure 1" descr="Number line from -6 to 6, ticks every 1."/>
                   <a:graphic xmlns:a="http://schemas.openxmlformats.org/drawingml/2006/main">
                     <a:graphicData uri="http://schemas.openxmlformats.org/drawingml/2006/picture">
                       <pic:pic xmlns:pic="http://schemas.openxmlformats.org/drawingml/2006/picture">
@@ -442,25 +443,25 @@
                 <w:rFonts w:ascii="Avenir Next" w:hAnsi="Avenir Next" w:cs="Avenir Next" w:eastAsia="Avenir Next"/>
                 <w:b/>
                 <w:color w:val="1A1A1A"/>
+                <w:sz w:val="22"/>
+                <w:szCs w:val="18"/>
+              </w:rPr>
+              <w:t xml:space="preserve">Answer</w:t>
+            </w:r>
+            <w:r>
+              <w:rPr>
+                <w:rFonts w:ascii="Avenir Next" w:hAnsi="Avenir Next" w:cs="Avenir Next" w:eastAsia="Avenir Next"/>
+                <w:color w:val="1A1A1A"/>
                 <w:sz w:val="18"/>
                 <w:szCs w:val="18"/>
               </w:rPr>
-              <w:t xml:space="preserve">Answer</w:t>
-            </w:r>
-            <w:r>
-              <w:rPr>
-                <w:rFonts w:ascii="Avenir Next" w:hAnsi="Avenir Next" w:cs="Avenir Next" w:eastAsia="Avenir Next"/>
-                <w:color w:val="1A1A1A"/>
-                <w:sz w:val="18"/>
-                <w:szCs w:val="18"/>
-              </w:rPr>
               <w:tab/>
             </w:r>
             <w:r>
               <w:rPr>
                 <w:rFonts w:ascii="Avenir Next" w:hAnsi="Avenir Next" w:cs="Avenir Next" w:eastAsia="Avenir Next"/>
                 <w:color w:val="1A1A1A"/>
-                <w:sz w:val="18"/>
+                <w:sz w:val="22"/>
                 <w:szCs w:val="18"/>
               </w:rPr>
               <w:t xml:space="preserve">  units</w:t>
@@ -526,25 +527,25 @@
                 <w:rFonts w:ascii="Avenir Next" w:hAnsi="Avenir Next" w:cs="Avenir Next" w:eastAsia="Avenir Next"/>
                 <w:b/>
                 <w:color w:val="1A1A1A"/>
+                <w:sz w:val="22"/>
+                <w:szCs w:val="20"/>
+              </w:rPr>
+              <w:t xml:space="preserve">3.</w:t>
+            </w:r>
+            <w:r>
+              <w:rPr>
+                <w:rFonts w:ascii="Avenir Next" w:hAnsi="Avenir Next" w:cs="Avenir Next" w:eastAsia="Avenir Next"/>
+                <w:color w:val="1A1A1A"/>
                 <w:sz w:val="20"/>
                 <w:szCs w:val="20"/>
               </w:rPr>
-              <w:t xml:space="preserve">3.</w:t>
-            </w:r>
-            <w:r>
-              <w:rPr>
-                <w:rFonts w:ascii="Avenir Next" w:hAnsi="Avenir Next" w:cs="Avenir Next" w:eastAsia="Avenir Next"/>
-                <w:color w:val="1A1A1A"/>
-                <w:sz w:val="20"/>
-                <w:szCs w:val="20"/>
-              </w:rPr>
               <w:tab/>
             </w:r>
             <w:r>
               <w:rPr>
                 <w:rFonts w:ascii="Avenir Next" w:hAnsi="Avenir Next" w:cs="Avenir Next" w:eastAsia="Avenir Next"/>
                 <w:color w:val="1A1A1A"/>
-                <w:sz w:val="20"/>
+                <w:sz w:val="22"/>
                 <w:szCs w:val="20"/>
               </w:rPr>
               <w:t xml:space="preserve">Which pair of numbers are opposites?</w:t>
@@ -600,25 +601,25 @@
                       <w:rFonts w:ascii="Avenir Next" w:hAnsi="Avenir Next" w:cs="Avenir Next" w:eastAsia="Avenir Next"/>
                       <w:b/>
                       <w:color w:val="003A70"/>
+                      <w:sz w:val="22"/>
+                      <w:szCs w:val="19"/>
+                    </w:rPr>
+                    <w:t xml:space="preserve">A</w:t>
+                  </w:r>
+                  <w:r>
+                    <w:rPr>
+                      <w:rFonts w:ascii="Avenir Next" w:hAnsi="Avenir Next" w:cs="Avenir Next" w:eastAsia="Avenir Next"/>
+                      <w:color w:val="1A1A1A"/>
                       <w:sz w:val="19"/>
                       <w:szCs w:val="19"/>
                     </w:rPr>
-                    <w:t xml:space="preserve">A</w:t>
-                  </w:r>
-                  <w:r>
-                    <w:rPr>
-                      <w:rFonts w:ascii="Avenir Next" w:hAnsi="Avenir Next" w:cs="Avenir Next" w:eastAsia="Avenir Next"/>
-                      <w:color w:val="1A1A1A"/>
-                      <w:sz w:val="19"/>
-                      <w:szCs w:val="19"/>
-                    </w:rPr>
                     <w:tab/>
                   </w:r>
                   <w:r>
                     <w:rPr>
                       <w:rFonts w:ascii="Avenir Next" w:hAnsi="Avenir Next" w:cs="Avenir Next" w:eastAsia="Avenir Next"/>
                       <w:color w:val="1A1A1A"/>
-                      <w:sz w:val="19"/>
+                      <w:sz w:val="22"/>
                       <w:szCs w:val="19"/>
                     </w:rPr>
                     <w:t xml:space="preserve">−4 and 4</w:t>
@@ -643,25 +644,25 @@
                       <w:rFonts w:ascii="Avenir Next" w:hAnsi="Avenir Next" w:cs="Avenir Next" w:eastAsia="Avenir Next"/>
                       <w:b/>
                       <w:color w:val="003A70"/>
+                      <w:sz w:val="22"/>
+                      <w:szCs w:val="19"/>
+                    </w:rPr>
+                    <w:t xml:space="preserve">B</w:t>
+                  </w:r>
+                  <w:r>
+                    <w:rPr>
+                      <w:rFonts w:ascii="Avenir Next" w:hAnsi="Avenir Next" w:cs="Avenir Next" w:eastAsia="Avenir Next"/>
+                      <w:color w:val="1A1A1A"/>
                       <w:sz w:val="19"/>
                       <w:szCs w:val="19"/>
                     </w:rPr>
-                    <w:t xml:space="preserve">B</w:t>
-                  </w:r>
-                  <w:r>
-                    <w:rPr>
-                      <w:rFonts w:ascii="Avenir Next" w:hAnsi="Avenir Next" w:cs="Avenir Next" w:eastAsia="Avenir Next"/>
-                      <w:color w:val="1A1A1A"/>
-                      <w:sz w:val="19"/>
-                      <w:szCs w:val="19"/>
-                    </w:rPr>
                     <w:tab/>
                   </w:r>
                   <w:r>
                     <w:rPr>
                       <w:rFonts w:ascii="Avenir Next" w:hAnsi="Avenir Next" w:cs="Avenir Next" w:eastAsia="Avenir Next"/>
                       <w:color w:val="1A1A1A"/>
-                      <w:sz w:val="19"/>
+                      <w:sz w:val="22"/>
                       <w:szCs w:val="19"/>
                     </w:rPr>
                     <w:t xml:space="preserve">−4 and 0</w:t>
@@ -686,25 +687,25 @@
                       <w:rFonts w:ascii="Avenir Next" w:hAnsi="Avenir Next" w:cs="Avenir Next" w:eastAsia="Avenir Next"/>
                       <w:b/>
                       <w:color w:val="003A70"/>
+                      <w:sz w:val="22"/>
+                      <w:szCs w:val="19"/>
+                    </w:rPr>
+                    <w:t xml:space="preserve">C</w:t>
+                  </w:r>
+                  <w:r>
+                    <w:rPr>
+                      <w:rFonts w:ascii="Avenir Next" w:hAnsi="Avenir Next" w:cs="Avenir Next" w:eastAsia="Avenir Next"/>
+                      <w:color w:val="1A1A1A"/>
                       <w:sz w:val="19"/>
                       <w:szCs w:val="19"/>
                     </w:rPr>
-                    <w:t xml:space="preserve">C</w:t>
-                  </w:r>
-                  <w:r>
-                    <w:rPr>
-                      <w:rFonts w:ascii="Avenir Next" w:hAnsi="Avenir Next" w:cs="Avenir Next" w:eastAsia="Avenir Next"/>
-                      <w:color w:val="1A1A1A"/>
-                      <w:sz w:val="19"/>
-                      <w:szCs w:val="19"/>
-                    </w:rPr>
                     <w:tab/>
                   </w:r>
                   <w:r>
                     <w:rPr>
                       <w:rFonts w:ascii="Avenir Next" w:hAnsi="Avenir Next" w:cs="Avenir Next" w:eastAsia="Avenir Next"/>
                       <w:color w:val="1A1A1A"/>
-                      <w:sz w:val="19"/>
+                      <w:sz w:val="22"/>
                       <w:szCs w:val="19"/>
                     </w:rPr>
                     <w:t xml:space="preserve">4 and 1/4</w:t>
@@ -729,25 +730,25 @@
                       <w:rFonts w:ascii="Avenir Next" w:hAnsi="Avenir Next" w:cs="Avenir Next" w:eastAsia="Avenir Next"/>
                       <w:b/>
                       <w:color w:val="003A70"/>
+                      <w:sz w:val="22"/>
+                      <w:szCs w:val="19"/>
+                    </w:rPr>
+                    <w:t xml:space="preserve">D</w:t>
+                  </w:r>
+                  <w:r>
+                    <w:rPr>
+                      <w:rFonts w:ascii="Avenir Next" w:hAnsi="Avenir Next" w:cs="Avenir Next" w:eastAsia="Avenir Next"/>
+                      <w:color w:val="1A1A1A"/>
                       <w:sz w:val="19"/>
                       <w:szCs w:val="19"/>
                     </w:rPr>
-                    <w:t xml:space="preserve">D</w:t>
-                  </w:r>
-                  <w:r>
-                    <w:rPr>
-                      <w:rFonts w:ascii="Avenir Next" w:hAnsi="Avenir Next" w:cs="Avenir Next" w:eastAsia="Avenir Next"/>
-                      <w:color w:val="1A1A1A"/>
-                      <w:sz w:val="19"/>
-                      <w:szCs w:val="19"/>
-                    </w:rPr>
                     <w:tab/>
                   </w:r>
                   <w:r>
                     <w:rPr>
                       <w:rFonts w:ascii="Avenir Next" w:hAnsi="Avenir Next" w:cs="Avenir Next" w:eastAsia="Avenir Next"/>
                       <w:color w:val="1A1A1A"/>
-                      <w:sz w:val="19"/>
+                      <w:sz w:val="22"/>
                       <w:szCs w:val="19"/>
                     </w:rPr>
                     <w:t xml:space="preserve">−4 and −1/4</w:t>
@@ -797,7 +798,7 @@
         <w:rPr>
           <w:rFonts w:ascii="Avenir Next" w:hAnsi="Avenir Next" w:cs="Avenir Next" w:eastAsia="Avenir Next"/>
           <w:color w:val="1A1A1A"/>
-          <w:sz w:val="17"/>
+          <w:sz w:val="22"/>
           <w:szCs w:val="17"/>
         </w:rPr>
         <w:t xml:space="preserve">  I got it</w:t>
@@ -815,7 +816,7 @@
         <w:rPr>
           <w:rFonts w:ascii="Avenir Next" w:hAnsi="Avenir Next" w:cs="Avenir Next" w:eastAsia="Avenir Next"/>
           <w:color w:val="1A1A1A"/>
-          <w:sz w:val="17"/>
+          <w:sz w:val="22"/>
           <w:szCs w:val="17"/>
         </w:rPr>
         <w:t xml:space="preserve">  Almost</w:t>
@@ -833,7 +834,7 @@
         <w:rPr>
           <w:rFonts w:ascii="Avenir Next" w:hAnsi="Avenir Next" w:cs="Avenir Next" w:eastAsia="Avenir Next"/>
           <w:color w:val="1A1A1A"/>
-          <w:sz w:val="17"/>
+          <w:sz w:val="22"/>
           <w:szCs w:val="17"/>
         </w:rPr>
         <w:t xml:space="preserve">  I need help</w:t>
@@ -890,7 +891,7 @@
         <w:rPr>
           <w:rFonts w:ascii="Avenir Next" w:hAnsi="Avenir Next" w:cs="Avenir Next" w:eastAsia="Avenir Next"/>
           <w:color w:val="1A1A1A"/>
-          <w:sz w:val="18"/>
+          <w:sz w:val="22"/>
           <w:szCs w:val="18"/>
         </w:rPr>
         <w:t xml:space="preserve">Name</w:t>
@@ -975,25 +976,25 @@
                 <w:rFonts w:ascii="Avenir Next" w:hAnsi="Avenir Next" w:cs="Avenir Next" w:eastAsia="Avenir Next"/>
                 <w:b/>
                 <w:color w:val="1A1A1A"/>
+                <w:sz w:val="22"/>
+                <w:szCs w:val="20"/>
+              </w:rPr>
+              <w:t xml:space="preserve">1.</w:t>
+            </w:r>
+            <w:r>
+              <w:rPr>
+                <w:rFonts w:ascii="Avenir Next" w:hAnsi="Avenir Next" w:cs="Avenir Next" w:eastAsia="Avenir Next"/>
+                <w:color w:val="1A1A1A"/>
                 <w:sz w:val="20"/>
                 <w:szCs w:val="20"/>
               </w:rPr>
-              <w:t xml:space="preserve">1.</w:t>
-            </w:r>
-            <w:r>
-              <w:rPr>
-                <w:rFonts w:ascii="Avenir Next" w:hAnsi="Avenir Next" w:cs="Avenir Next" w:eastAsia="Avenir Next"/>
-                <w:color w:val="1A1A1A"/>
-                <w:sz w:val="20"/>
-                <w:szCs w:val="20"/>
-              </w:rPr>
               <w:tab/>
             </w:r>
             <w:r>
               <w:rPr>
                 <w:rFonts w:ascii="Avenir Next" w:hAnsi="Avenir Next" w:cs="Avenir Next" w:eastAsia="Avenir Next"/>
                 <w:color w:val="1A1A1A"/>
-                <w:sz w:val="20"/>
+                <w:sz w:val="22"/>
                 <w:szCs w:val="20"/>
               </w:rPr>
               <w:t xml:space="preserve">Write an integer for each situation.</w:t>
@@ -1048,25 +1049,25 @@
                       <w:rFonts w:ascii="Avenir Next" w:hAnsi="Avenir Next" w:cs="Avenir Next" w:eastAsia="Avenir Next"/>
                       <w:b/>
                       <w:color w:val="003A70"/>
+                      <w:sz w:val="22"/>
+                      <w:szCs w:val="20"/>
+                    </w:rPr>
+                    <w:t xml:space="preserve">a.</w:t>
+                  </w:r>
+                  <w:r>
+                    <w:rPr>
+                      <w:rFonts w:ascii="Avenir Next" w:hAnsi="Avenir Next" w:cs="Avenir Next" w:eastAsia="Avenir Next"/>
+                      <w:color w:val="1A1A1A"/>
                       <w:sz w:val="20"/>
                       <w:szCs w:val="20"/>
                     </w:rPr>
-                    <w:t xml:space="preserve">a.</w:t>
-                  </w:r>
-                  <w:r>
-                    <w:rPr>
-                      <w:rFonts w:ascii="Avenir Next" w:hAnsi="Avenir Next" w:cs="Avenir Next" w:eastAsia="Avenir Next"/>
-                      <w:color w:val="1A1A1A"/>
-                      <w:sz w:val="20"/>
-                      <w:szCs w:val="20"/>
-                    </w:rPr>
                     <w:tab/>
                   </w:r>
                   <w:r>
                     <w:rPr>
                       <w:rFonts w:ascii="Avenir Next" w:hAnsi="Avenir Next" w:cs="Avenir Next" w:eastAsia="Avenir Next"/>
                       <w:color w:val="1A1A1A"/>
-                      <w:sz w:val="20"/>
+                      <w:sz w:val="22"/>
                       <w:szCs w:val="20"/>
                     </w:rPr>
                     <w:t xml:space="preserve">a withdrawal of 20 dollars</w:t>
@@ -1110,25 +1111,25 @@
                       <w:rFonts w:ascii="Avenir Next" w:hAnsi="Avenir Next" w:cs="Avenir Next" w:eastAsia="Avenir Next"/>
                       <w:b/>
                       <w:color w:val="003A70"/>
+                      <w:sz w:val="22"/>
+                      <w:szCs w:val="20"/>
+                    </w:rPr>
+                    <w:t xml:space="preserve">b.</w:t>
+                  </w:r>
+                  <w:r>
+                    <w:rPr>
+                      <w:rFonts w:ascii="Avenir Next" w:hAnsi="Avenir Next" w:cs="Avenir Next" w:eastAsia="Avenir Next"/>
+                      <w:color w:val="1A1A1A"/>
                       <w:sz w:val="20"/>
                       <w:szCs w:val="20"/>
                     </w:rPr>
-                    <w:t xml:space="preserve">b.</w:t>
-                  </w:r>
-                  <w:r>
-                    <w:rPr>
-                      <w:rFonts w:ascii="Avenir Next" w:hAnsi="Avenir Next" w:cs="Avenir Next" w:eastAsia="Avenir Next"/>
-                      <w:color w:val="1A1A1A"/>
-                      <w:sz w:val="20"/>
-                      <w:szCs w:val="20"/>
-                    </w:rPr>
                     <w:tab/>
                   </w:r>
                   <w:r>
                     <w:rPr>
                       <w:rFonts w:ascii="Avenir Next" w:hAnsi="Avenir Next" w:cs="Avenir Next" w:eastAsia="Avenir Next"/>
                       <w:color w:val="1A1A1A"/>
-                      <w:sz w:val="20"/>
+                      <w:sz w:val="22"/>
                       <w:szCs w:val="20"/>
                     </w:rPr>
                     <w:t xml:space="preserve">11 degrees above zero</w:t>
@@ -1221,25 +1222,25 @@
                 <w:rFonts w:ascii="Avenir Next" w:hAnsi="Avenir Next" w:cs="Avenir Next" w:eastAsia="Avenir Next"/>
                 <w:b/>
                 <w:color w:val="1A1A1A"/>
+                <w:sz w:val="22"/>
+                <w:szCs w:val="20"/>
+              </w:rPr>
+              <w:t xml:space="preserve">2.</w:t>
+            </w:r>
+            <w:r>
+              <w:rPr>
+                <w:rFonts w:ascii="Avenir Next" w:hAnsi="Avenir Next" w:cs="Avenir Next" w:eastAsia="Avenir Next"/>
+                <w:color w:val="1A1A1A"/>
                 <w:sz w:val="20"/>
                 <w:szCs w:val="20"/>
               </w:rPr>
-              <w:t xml:space="preserve">2.</w:t>
-            </w:r>
-            <w:r>
-              <w:rPr>
-                <w:rFonts w:ascii="Avenir Next" w:hAnsi="Avenir Next" w:cs="Avenir Next" w:eastAsia="Avenir Next"/>
-                <w:color w:val="1A1A1A"/>
-                <w:sz w:val="20"/>
-                <w:szCs w:val="20"/>
-              </w:rPr>
               <w:tab/>
             </w:r>
             <w:r>
               <w:rPr>
                 <w:rFonts w:ascii="Avenir Next" w:hAnsi="Avenir Next" w:cs="Avenir Next" w:eastAsia="Avenir Next"/>
                 <w:color w:val="1A1A1A"/>
-                <w:sz w:val="20"/>
+                <w:sz w:val="22"/>
                 <w:szCs w:val="20"/>
               </w:rPr>
               <w:t xml:space="preserve">Plot −5 and its opposite. How far is each from 0?</w:t>
@@ -1255,7 +1256,7 @@
               <w:drawing>
                 <wp:inline distT="0" distB="0" distL="0" distR="0">
                   <wp:extent cx="4206240" cy="465690"/>
-                  <wp:docPr id="2" name="Figure 2"/>
+                  <wp:docPr id="2" name="Figure 2" descr="Number line from -6 to 6, ticks every 1."/>
                   <a:graphic xmlns:a="http://schemas.openxmlformats.org/drawingml/2006/main">
                     <a:graphicData uri="http://schemas.openxmlformats.org/drawingml/2006/picture">
                       <pic:pic xmlns:pic="http://schemas.openxmlformats.org/drawingml/2006/picture">
@@ -1298,25 +1299,25 @@
                 <w:rFonts w:ascii="Avenir Next" w:hAnsi="Avenir Next" w:cs="Avenir Next" w:eastAsia="Avenir Next"/>
                 <w:b/>
                 <w:color w:val="1A1A1A"/>
+                <w:sz w:val="22"/>
+                <w:szCs w:val="18"/>
+              </w:rPr>
+              <w:t xml:space="preserve">Answer</w:t>
+            </w:r>
+            <w:r>
+              <w:rPr>
+                <w:rFonts w:ascii="Avenir Next" w:hAnsi="Avenir Next" w:cs="Avenir Next" w:eastAsia="Avenir Next"/>
+                <w:color w:val="1A1A1A"/>
                 <w:sz w:val="18"/>
                 <w:szCs w:val="18"/>
               </w:rPr>
-              <w:t xml:space="preserve">Answer</w:t>
-            </w:r>
-            <w:r>
-              <w:rPr>
-                <w:rFonts w:ascii="Avenir Next" w:hAnsi="Avenir Next" w:cs="Avenir Next" w:eastAsia="Avenir Next"/>
-                <w:color w:val="1A1A1A"/>
-                <w:sz w:val="18"/>
-                <w:szCs w:val="18"/>
-              </w:rPr>
               <w:tab/>
             </w:r>
             <w:r>
               <w:rPr>
                 <w:rFonts w:ascii="Avenir Next" w:hAnsi="Avenir Next" w:cs="Avenir Next" w:eastAsia="Avenir Next"/>
                 <w:color w:val="1A1A1A"/>
-                <w:sz w:val="18"/>
+                <w:sz w:val="22"/>
                 <w:szCs w:val="18"/>
               </w:rPr>
               <w:t xml:space="preserve">  units</w:t>
@@ -1382,25 +1383,25 @@
                 <w:rFonts w:ascii="Avenir Next" w:hAnsi="Avenir Next" w:cs="Avenir Next" w:eastAsia="Avenir Next"/>
                 <w:b/>
                 <w:color w:val="1A1A1A"/>
+                <w:sz w:val="22"/>
+                <w:szCs w:val="20"/>
+              </w:rPr>
+              <w:t xml:space="preserve">3.</w:t>
+            </w:r>
+            <w:r>
+              <w:rPr>
+                <w:rFonts w:ascii="Avenir Next" w:hAnsi="Avenir Next" w:cs="Avenir Next" w:eastAsia="Avenir Next"/>
+                <w:color w:val="1A1A1A"/>
                 <w:sz w:val="20"/>
                 <w:szCs w:val="20"/>
               </w:rPr>
-              <w:t xml:space="preserve">3.</w:t>
-            </w:r>
-            <w:r>
-              <w:rPr>
-                <w:rFonts w:ascii="Avenir Next" w:hAnsi="Avenir Next" w:cs="Avenir Next" w:eastAsia="Avenir Next"/>
-                <w:color w:val="1A1A1A"/>
-                <w:sz w:val="20"/>
-                <w:szCs w:val="20"/>
-              </w:rPr>
               <w:tab/>
             </w:r>
             <w:r>
               <w:rPr>
                 <w:rFonts w:ascii="Avenir Next" w:hAnsi="Avenir Next" w:cs="Avenir Next" w:eastAsia="Avenir Next"/>
                 <w:color w:val="1A1A1A"/>
-                <w:sz w:val="20"/>
+                <w:sz w:val="22"/>
                 <w:szCs w:val="20"/>
               </w:rPr>
               <w:t xml:space="preserve">Which pair of numbers are opposites?</w:t>
@@ -1456,25 +1457,25 @@
                       <w:rFonts w:ascii="Avenir Next" w:hAnsi="Avenir Next" w:cs="Avenir Next" w:eastAsia="Avenir Next"/>
                       <w:b/>
                       <w:color w:val="003A70"/>
+                      <w:sz w:val="22"/>
+                      <w:szCs w:val="19"/>
+                    </w:rPr>
+                    <w:t xml:space="preserve">A</w:t>
+                  </w:r>
+                  <w:r>
+                    <w:rPr>
+                      <w:rFonts w:ascii="Avenir Next" w:hAnsi="Avenir Next" w:cs="Avenir Next" w:eastAsia="Avenir Next"/>
+                      <w:color w:val="1A1A1A"/>
                       <w:sz w:val="19"/>
                       <w:szCs w:val="19"/>
                     </w:rPr>
-                    <w:t xml:space="preserve">A</w:t>
-                  </w:r>
-                  <w:r>
-                    <w:rPr>
-                      <w:rFonts w:ascii="Avenir Next" w:hAnsi="Avenir Next" w:cs="Avenir Next" w:eastAsia="Avenir Next"/>
-                      <w:color w:val="1A1A1A"/>
-                      <w:sz w:val="19"/>
-                      <w:szCs w:val="19"/>
-                    </w:rPr>
                     <w:tab/>
                   </w:r>
                   <w:r>
                     <w:rPr>
                       <w:rFonts w:ascii="Avenir Next" w:hAnsi="Avenir Next" w:cs="Avenir Next" w:eastAsia="Avenir Next"/>
                       <w:color w:val="1A1A1A"/>
-                      <w:sz w:val="19"/>
+                      <w:sz w:val="22"/>
                       <w:szCs w:val="19"/>
                     </w:rPr>
                     <w:t xml:space="preserve">−4 and 4</w:t>
@@ -1499,25 +1500,25 @@
                       <w:rFonts w:ascii="Avenir Next" w:hAnsi="Avenir Next" w:cs="Avenir Next" w:eastAsia="Avenir Next"/>
                       <w:b/>
                       <w:color w:val="003A70"/>
+                      <w:sz w:val="22"/>
+                      <w:szCs w:val="19"/>
+                    </w:rPr>
+                    <w:t xml:space="preserve">B</w:t>
+                  </w:r>
+                  <w:r>
+                    <w:rPr>
+                      <w:rFonts w:ascii="Avenir Next" w:hAnsi="Avenir Next" w:cs="Avenir Next" w:eastAsia="Avenir Next"/>
+                      <w:color w:val="1A1A1A"/>
                       <w:sz w:val="19"/>
                       <w:szCs w:val="19"/>
                     </w:rPr>
-                    <w:t xml:space="preserve">B</w:t>
-                  </w:r>
-                  <w:r>
-                    <w:rPr>
-                      <w:rFonts w:ascii="Avenir Next" w:hAnsi="Avenir Next" w:cs="Avenir Next" w:eastAsia="Avenir Next"/>
-                      <w:color w:val="1A1A1A"/>
-                      <w:sz w:val="19"/>
-                      <w:szCs w:val="19"/>
-                    </w:rPr>
                     <w:tab/>
                   </w:r>
                   <w:r>
                     <w:rPr>
                       <w:rFonts w:ascii="Avenir Next" w:hAnsi="Avenir Next" w:cs="Avenir Next" w:eastAsia="Avenir Next"/>
                       <w:color w:val="1A1A1A"/>
-                      <w:sz w:val="19"/>
+                      <w:sz w:val="22"/>
                       <w:szCs w:val="19"/>
                     </w:rPr>
                     <w:t xml:space="preserve">−4 and 0</w:t>
@@ -1542,25 +1543,25 @@
                       <w:rFonts w:ascii="Avenir Next" w:hAnsi="Avenir Next" w:cs="Avenir Next" w:eastAsia="Avenir Next"/>
                       <w:b/>
                       <w:color w:val="003A70"/>
+                      <w:sz w:val="22"/>
+                      <w:szCs w:val="19"/>
+                    </w:rPr>
+                    <w:t xml:space="preserve">C</w:t>
+                  </w:r>
+                  <w:r>
+                    <w:rPr>
+                      <w:rFonts w:ascii="Avenir Next" w:hAnsi="Avenir Next" w:cs="Avenir Next" w:eastAsia="Avenir Next"/>
+                      <w:color w:val="1A1A1A"/>
                       <w:sz w:val="19"/>
                       <w:szCs w:val="19"/>
                     </w:rPr>
-                    <w:t xml:space="preserve">C</w:t>
-                  </w:r>
-                  <w:r>
-                    <w:rPr>
-                      <w:rFonts w:ascii="Avenir Next" w:hAnsi="Avenir Next" w:cs="Avenir Next" w:eastAsia="Avenir Next"/>
-                      <w:color w:val="1A1A1A"/>
-                      <w:sz w:val="19"/>
-                      <w:szCs w:val="19"/>
-                    </w:rPr>
                     <w:tab/>
                   </w:r>
                   <w:r>
                     <w:rPr>
                       <w:rFonts w:ascii="Avenir Next" w:hAnsi="Avenir Next" w:cs="Avenir Next" w:eastAsia="Avenir Next"/>
                       <w:color w:val="1A1A1A"/>
-                      <w:sz w:val="19"/>
+                      <w:sz w:val="22"/>
                       <w:szCs w:val="19"/>
                     </w:rPr>
                     <w:t xml:space="preserve">4 and 1/4</w:t>
@@ -1585,25 +1586,25 @@
                       <w:rFonts w:ascii="Avenir Next" w:hAnsi="Avenir Next" w:cs="Avenir Next" w:eastAsia="Avenir Next"/>
                       <w:b/>
                       <w:color w:val="003A70"/>
+                      <w:sz w:val="22"/>
+                      <w:szCs w:val="19"/>
+                    </w:rPr>
+                    <w:t xml:space="preserve">D</w:t>
+                  </w:r>
+                  <w:r>
+                    <w:rPr>
+                      <w:rFonts w:ascii="Avenir Next" w:hAnsi="Avenir Next" w:cs="Avenir Next" w:eastAsia="Avenir Next"/>
+                      <w:color w:val="1A1A1A"/>
                       <w:sz w:val="19"/>
                       <w:szCs w:val="19"/>
                     </w:rPr>
-                    <w:t xml:space="preserve">D</w:t>
-                  </w:r>
-                  <w:r>
-                    <w:rPr>
-                      <w:rFonts w:ascii="Avenir Next" w:hAnsi="Avenir Next" w:cs="Avenir Next" w:eastAsia="Avenir Next"/>
-                      <w:color w:val="1A1A1A"/>
-                      <w:sz w:val="19"/>
-                      <w:szCs w:val="19"/>
-                    </w:rPr>
                     <w:tab/>
                   </w:r>
                   <w:r>
                     <w:rPr>
                       <w:rFonts w:ascii="Avenir Next" w:hAnsi="Avenir Next" w:cs="Avenir Next" w:eastAsia="Avenir Next"/>
                       <w:color w:val="1A1A1A"/>
-                      <w:sz w:val="19"/>
+                      <w:sz w:val="22"/>
                       <w:szCs w:val="19"/>
                     </w:rPr>
                     <w:t xml:space="preserve">−4 and −1/4</w:t>
@@ -1653,7 +1654,7 @@
         <w:rPr>
           <w:rFonts w:ascii="Avenir Next" w:hAnsi="Avenir Next" w:cs="Avenir Next" w:eastAsia="Avenir Next"/>
           <w:color w:val="1A1A1A"/>
-          <w:sz w:val="17"/>
+          <w:sz w:val="22"/>
           <w:szCs w:val="17"/>
         </w:rPr>
         <w:t xml:space="preserve">  I got it</w:t>
@@ -1671,7 +1672,7 @@
         <w:rPr>
           <w:rFonts w:ascii="Avenir Next" w:hAnsi="Avenir Next" w:cs="Avenir Next" w:eastAsia="Avenir Next"/>
           <w:color w:val="1A1A1A"/>
-          <w:sz w:val="17"/>
+          <w:sz w:val="22"/>
           <w:szCs w:val="17"/>
         </w:rPr>
         <w:t xml:space="preserve">  Almost</w:t>
@@ -1689,7 +1690,7 @@
         <w:rPr>
           <w:rFonts w:ascii="Avenir Next" w:hAnsi="Avenir Next" w:cs="Avenir Next" w:eastAsia="Avenir Next"/>
           <w:color w:val="1A1A1A"/>
-          <w:sz w:val="17"/>
+          <w:sz w:val="22"/>
           <w:szCs w:val="17"/>
         </w:rPr>
         <w:t xml:space="preserve">  I need help</w:t>
@@ -1728,7 +1729,7 @@
         <w:rPr>
           <w:rFonts w:ascii="Avenir Next" w:hAnsi="Avenir Next" w:cs="Avenir Next" w:eastAsia="Avenir Next"/>
           <w:color w:val="1A1A1A"/>
-          <w:sz w:val="18"/>
+          <w:sz w:val="22"/>
           <w:szCs w:val="18"/>
         </w:rPr>
         <w:t xml:space="preserve">Name</w:t>
@@ -1813,25 +1814,25 @@
                 <w:rFonts w:ascii="Avenir Next" w:hAnsi="Avenir Next" w:cs="Avenir Next" w:eastAsia="Avenir Next"/>
                 <w:b/>
                 <w:color w:val="1A1A1A"/>
+                <w:sz w:val="22"/>
+                <w:szCs w:val="20"/>
+              </w:rPr>
+              <w:t xml:space="preserve">1.</w:t>
+            </w:r>
+            <w:r>
+              <w:rPr>
+                <w:rFonts w:ascii="Avenir Next" w:hAnsi="Avenir Next" w:cs="Avenir Next" w:eastAsia="Avenir Next"/>
+                <w:color w:val="1A1A1A"/>
                 <w:sz w:val="20"/>
                 <w:szCs w:val="20"/>
               </w:rPr>
-              <w:t xml:space="preserve">1.</w:t>
-            </w:r>
-            <w:r>
-              <w:rPr>
-                <w:rFonts w:ascii="Avenir Next" w:hAnsi="Avenir Next" w:cs="Avenir Next" w:eastAsia="Avenir Next"/>
-                <w:color w:val="1A1A1A"/>
-                <w:sz w:val="20"/>
-                <w:szCs w:val="20"/>
-              </w:rPr>
               <w:tab/>
             </w:r>
             <w:r>
               <w:rPr>
                 <w:rFonts w:ascii="Avenir Next" w:hAnsi="Avenir Next" w:cs="Avenir Next" w:eastAsia="Avenir Next"/>
                 <w:color w:val="1A1A1A"/>
-                <w:sz w:val="20"/>
+                <w:sz w:val="22"/>
                 <w:szCs w:val="20"/>
               </w:rPr>
               <w:t xml:space="preserve">Write an integer or find the value.</w:t>
@@ -1886,25 +1887,25 @@
                       <w:rFonts w:ascii="Avenir Next" w:hAnsi="Avenir Next" w:cs="Avenir Next" w:eastAsia="Avenir Next"/>
                       <w:b/>
                       <w:color w:val="003A70"/>
+                      <w:sz w:val="22"/>
+                      <w:szCs w:val="20"/>
+                    </w:rPr>
+                    <w:t xml:space="preserve">a.</w:t>
+                  </w:r>
+                  <w:r>
+                    <w:rPr>
+                      <w:rFonts w:ascii="Avenir Next" w:hAnsi="Avenir Next" w:cs="Avenir Next" w:eastAsia="Avenir Next"/>
+                      <w:color w:val="1A1A1A"/>
                       <w:sz w:val="20"/>
                       <w:szCs w:val="20"/>
                     </w:rPr>
-                    <w:t xml:space="preserve">a.</w:t>
-                  </w:r>
-                  <w:r>
-                    <w:rPr>
-                      <w:rFonts w:ascii="Avenir Next" w:hAnsi="Avenir Next" w:cs="Avenir Next" w:eastAsia="Avenir Next"/>
-                      <w:color w:val="1A1A1A"/>
-                      <w:sz w:val="20"/>
-                      <w:szCs w:val="20"/>
-                    </w:rPr>
                     <w:tab/>
                   </w:r>
                   <w:r>
                     <w:rPr>
                       <w:rFonts w:ascii="Avenir Next" w:hAnsi="Avenir Next" w:cs="Avenir Next" w:eastAsia="Avenir Next"/>
                       <w:color w:val="1A1A1A"/>
-                      <w:sz w:val="20"/>
+                      <w:sz w:val="22"/>
                       <w:szCs w:val="20"/>
                     </w:rPr>
                     <w:t xml:space="preserve">a 20-dollar charge</w:t>
@@ -1948,25 +1949,25 @@
                       <w:rFonts w:ascii="Avenir Next" w:hAnsi="Avenir Next" w:cs="Avenir Next" w:eastAsia="Avenir Next"/>
                       <w:b/>
                       <w:color w:val="003A70"/>
+                      <w:sz w:val="22"/>
+                      <w:szCs w:val="20"/>
+                    </w:rPr>
+                    <w:t xml:space="preserve">b.</w:t>
+                  </w:r>
+                  <w:r>
+                    <w:rPr>
+                      <w:rFonts w:ascii="Avenir Next" w:hAnsi="Avenir Next" w:cs="Avenir Next" w:eastAsia="Avenir Next"/>
+                      <w:color w:val="1A1A1A"/>
                       <w:sz w:val="20"/>
                       <w:szCs w:val="20"/>
                     </w:rPr>
-                    <w:t xml:space="preserve">b.</w:t>
-                  </w:r>
-                  <w:r>
-                    <w:rPr>
-                      <w:rFonts w:ascii="Avenir Next" w:hAnsi="Avenir Next" w:cs="Avenir Next" w:eastAsia="Avenir Next"/>
-                      <w:color w:val="1A1A1A"/>
-                      <w:sz w:val="20"/>
-                      <w:szCs w:val="20"/>
-                    </w:rPr>
                     <w:tab/>
                   </w:r>
                   <w:r>
                     <w:rPr>
                       <w:rFonts w:ascii="Avenir Next" w:hAnsi="Avenir Next" w:cs="Avenir Next" w:eastAsia="Avenir Next"/>
                       <w:color w:val="1A1A1A"/>
-                      <w:sz w:val="20"/>
+                      <w:sz w:val="22"/>
                       <w:szCs w:val="20"/>
                     </w:rPr>
                     <w:t xml:space="preserve">−(−13) =</w:t>
@@ -2059,25 +2060,25 @@
                 <w:rFonts w:ascii="Avenir Next" w:hAnsi="Avenir Next" w:cs="Avenir Next" w:eastAsia="Avenir Next"/>
                 <w:b/>
                 <w:color w:val="1A1A1A"/>
+                <w:sz w:val="22"/>
+                <w:szCs w:val="20"/>
+              </w:rPr>
+              <w:t xml:space="preserve">2.</w:t>
+            </w:r>
+            <w:r>
+              <w:rPr>
+                <w:rFonts w:ascii="Avenir Next" w:hAnsi="Avenir Next" w:cs="Avenir Next" w:eastAsia="Avenir Next"/>
+                <w:color w:val="1A1A1A"/>
                 <w:sz w:val="20"/>
                 <w:szCs w:val="20"/>
               </w:rPr>
-              <w:t xml:space="preserve">2.</w:t>
-            </w:r>
-            <w:r>
-              <w:rPr>
-                <w:rFonts w:ascii="Avenir Next" w:hAnsi="Avenir Next" w:cs="Avenir Next" w:eastAsia="Avenir Next"/>
-                <w:color w:val="1A1A1A"/>
-                <w:sz w:val="20"/>
-                <w:szCs w:val="20"/>
-              </w:rPr>
               <w:tab/>
             </w:r>
             <w:r>
               <w:rPr>
                 <w:rFonts w:ascii="Avenir Next" w:hAnsi="Avenir Next" w:cs="Avenir Next" w:eastAsia="Avenir Next"/>
                 <w:color w:val="1A1A1A"/>
-                <w:sz w:val="20"/>
+                <w:sz w:val="22"/>
                 <w:szCs w:val="20"/>
               </w:rPr>
               <w:t xml:space="preserve">It is 7 degrees below zero. Write the integer and its opposite. What would the opposite mean?</w:t>
@@ -2154,7 +2155,7 @@
                 <w:rFonts w:ascii="Avenir Next" w:hAnsi="Avenir Next" w:cs="Avenir Next" w:eastAsia="Avenir Next"/>
                 <w:b/>
                 <w:color w:val="1A1A1A"/>
-                <w:sz w:val="18"/>
+                <w:sz w:val="22"/>
                 <w:szCs w:val="18"/>
               </w:rPr>
               <w:t xml:space="preserve">Answer</w:t>
@@ -2229,25 +2230,25 @@
                 <w:rFonts w:ascii="Avenir Next" w:hAnsi="Avenir Next" w:cs="Avenir Next" w:eastAsia="Avenir Next"/>
                 <w:b/>
                 <w:color w:val="1A1A1A"/>
+                <w:sz w:val="22"/>
+                <w:szCs w:val="20"/>
+              </w:rPr>
+              <w:t xml:space="preserve">3.</w:t>
+            </w:r>
+            <w:r>
+              <w:rPr>
+                <w:rFonts w:ascii="Avenir Next" w:hAnsi="Avenir Next" w:cs="Avenir Next" w:eastAsia="Avenir Next"/>
+                <w:color w:val="1A1A1A"/>
                 <w:sz w:val="20"/>
                 <w:szCs w:val="20"/>
               </w:rPr>
-              <w:t xml:space="preserve">3.</w:t>
-            </w:r>
-            <w:r>
-              <w:rPr>
-                <w:rFonts w:ascii="Avenir Next" w:hAnsi="Avenir Next" w:cs="Avenir Next" w:eastAsia="Avenir Next"/>
-                <w:color w:val="1A1A1A"/>
-                <w:sz w:val="20"/>
-                <w:szCs w:val="20"/>
-              </w:rPr>
               <w:tab/>
             </w:r>
             <w:r>
               <w:rPr>
                 <w:rFonts w:ascii="Avenir Next" w:hAnsi="Avenir Next" w:cs="Avenir Next" w:eastAsia="Avenir Next"/>
                 <w:color w:val="1A1A1A"/>
-                <w:sz w:val="20"/>
+                <w:sz w:val="22"/>
                 <w:szCs w:val="20"/>
               </w:rPr>
               <w:t xml:space="preserve">Which is equal to −(−9)?</w:t>
@@ -2303,25 +2304,25 @@
                       <w:rFonts w:ascii="Avenir Next" w:hAnsi="Avenir Next" w:cs="Avenir Next" w:eastAsia="Avenir Next"/>
                       <w:b/>
                       <w:color w:val="003A70"/>
+                      <w:sz w:val="22"/>
+                      <w:szCs w:val="19"/>
+                    </w:rPr>
+                    <w:t xml:space="preserve">A</w:t>
+                  </w:r>
+                  <w:r>
+                    <w:rPr>
+                      <w:rFonts w:ascii="Avenir Next" w:hAnsi="Avenir Next" w:cs="Avenir Next" w:eastAsia="Avenir Next"/>
+                      <w:color w:val="1A1A1A"/>
                       <w:sz w:val="19"/>
                       <w:szCs w:val="19"/>
                     </w:rPr>
-                    <w:t xml:space="preserve">A</w:t>
-                  </w:r>
-                  <w:r>
-                    <w:rPr>
-                      <w:rFonts w:ascii="Avenir Next" w:hAnsi="Avenir Next" w:cs="Avenir Next" w:eastAsia="Avenir Next"/>
-                      <w:color w:val="1A1A1A"/>
-                      <w:sz w:val="19"/>
-                      <w:szCs w:val="19"/>
-                    </w:rPr>
                     <w:tab/>
                   </w:r>
                   <w:r>
                     <w:rPr>
                       <w:rFonts w:ascii="Avenir Next" w:hAnsi="Avenir Next" w:cs="Avenir Next" w:eastAsia="Avenir Next"/>
                       <w:color w:val="1A1A1A"/>
-                      <w:sz w:val="19"/>
+                      <w:sz w:val="22"/>
                       <w:szCs w:val="19"/>
                     </w:rPr>
                     <w:t xml:space="preserve">−9</w:t>
@@ -2346,25 +2347,25 @@
                       <w:rFonts w:ascii="Avenir Next" w:hAnsi="Avenir Next" w:cs="Avenir Next" w:eastAsia="Avenir Next"/>
                       <w:b/>
                       <w:color w:val="003A70"/>
+                      <w:sz w:val="22"/>
+                      <w:szCs w:val="19"/>
+                    </w:rPr>
+                    <w:t xml:space="preserve">B</w:t>
+                  </w:r>
+                  <w:r>
+                    <w:rPr>
+                      <w:rFonts w:ascii="Avenir Next" w:hAnsi="Avenir Next" w:cs="Avenir Next" w:eastAsia="Avenir Next"/>
+                      <w:color w:val="1A1A1A"/>
                       <w:sz w:val="19"/>
                       <w:szCs w:val="19"/>
                     </w:rPr>
-                    <w:t xml:space="preserve">B</w:t>
-                  </w:r>
-                  <w:r>
-                    <w:rPr>
-                      <w:rFonts w:ascii="Avenir Next" w:hAnsi="Avenir Next" w:cs="Avenir Next" w:eastAsia="Avenir Next"/>
-                      <w:color w:val="1A1A1A"/>
-                      <w:sz w:val="19"/>
-                      <w:szCs w:val="19"/>
-                    </w:rPr>
                     <w:tab/>
                   </w:r>
                   <w:r>
                     <w:rPr>
                       <w:rFonts w:ascii="Avenir Next" w:hAnsi="Avenir Next" w:cs="Avenir Next" w:eastAsia="Avenir Next"/>
                       <w:color w:val="1A1A1A"/>
-                      <w:sz w:val="19"/>
+                      <w:sz w:val="22"/>
                       <w:szCs w:val="19"/>
                     </w:rPr>
                     <w:t xml:space="preserve">9</w:t>
@@ -2389,25 +2390,25 @@
                       <w:rFonts w:ascii="Avenir Next" w:hAnsi="Avenir Next" w:cs="Avenir Next" w:eastAsia="Avenir Next"/>
                       <w:b/>
                       <w:color w:val="003A70"/>
+                      <w:sz w:val="22"/>
+                      <w:szCs w:val="19"/>
+                    </w:rPr>
+                    <w:t xml:space="preserve">C</w:t>
+                  </w:r>
+                  <w:r>
+                    <w:rPr>
+                      <w:rFonts w:ascii="Avenir Next" w:hAnsi="Avenir Next" w:cs="Avenir Next" w:eastAsia="Avenir Next"/>
+                      <w:color w:val="1A1A1A"/>
                       <w:sz w:val="19"/>
                       <w:szCs w:val="19"/>
                     </w:rPr>
-                    <w:t xml:space="preserve">C</w:t>
-                  </w:r>
-                  <w:r>
-                    <w:rPr>
-                      <w:rFonts w:ascii="Avenir Next" w:hAnsi="Avenir Next" w:cs="Avenir Next" w:eastAsia="Avenir Next"/>
-                      <w:color w:val="1A1A1A"/>
-                      <w:sz w:val="19"/>
-                      <w:szCs w:val="19"/>
-                    </w:rPr>
                     <w:tab/>
                   </w:r>
                   <w:r>
                     <w:rPr>
                       <w:rFonts w:ascii="Avenir Next" w:hAnsi="Avenir Next" w:cs="Avenir Next" w:eastAsia="Avenir Next"/>
                       <w:color w:val="1A1A1A"/>
-                      <w:sz w:val="19"/>
+                      <w:sz w:val="22"/>
                       <w:szCs w:val="19"/>
                     </w:rPr>
                     <w:t xml:space="preserve">0</w:t>
@@ -2432,25 +2433,25 @@
                       <w:rFonts w:ascii="Avenir Next" w:hAnsi="Avenir Next" w:cs="Avenir Next" w:eastAsia="Avenir Next"/>
                       <w:b/>
                       <w:color w:val="003A70"/>
+                      <w:sz w:val="22"/>
+                      <w:szCs w:val="19"/>
+                    </w:rPr>
+                    <w:t xml:space="preserve">D</w:t>
+                  </w:r>
+                  <w:r>
+                    <w:rPr>
+                      <w:rFonts w:ascii="Avenir Next" w:hAnsi="Avenir Next" w:cs="Avenir Next" w:eastAsia="Avenir Next"/>
+                      <w:color w:val="1A1A1A"/>
                       <w:sz w:val="19"/>
                       <w:szCs w:val="19"/>
                     </w:rPr>
-                    <w:t xml:space="preserve">D</w:t>
-                  </w:r>
-                  <w:r>
-                    <w:rPr>
-                      <w:rFonts w:ascii="Avenir Next" w:hAnsi="Avenir Next" w:cs="Avenir Next" w:eastAsia="Avenir Next"/>
-                      <w:color w:val="1A1A1A"/>
-                      <w:sz w:val="19"/>
-                      <w:szCs w:val="19"/>
-                    </w:rPr>
                     <w:tab/>
                   </w:r>
                   <w:r>
                     <w:rPr>
                       <w:rFonts w:ascii="Avenir Next" w:hAnsi="Avenir Next" w:cs="Avenir Next" w:eastAsia="Avenir Next"/>
                       <w:color w:val="1A1A1A"/>
-                      <w:sz w:val="19"/>
+                      <w:sz w:val="22"/>
                       <w:szCs w:val="19"/>
                     </w:rPr>
                     <w:t xml:space="preserve">1/9</w:t>
@@ -2500,7 +2501,7 @@
         <w:rPr>
           <w:rFonts w:ascii="Avenir Next" w:hAnsi="Avenir Next" w:cs="Avenir Next" w:eastAsia="Avenir Next"/>
           <w:color w:val="1A1A1A"/>
-          <w:sz w:val="17"/>
+          <w:sz w:val="22"/>
           <w:szCs w:val="17"/>
         </w:rPr>
         <w:t xml:space="preserve">  I got it</w:t>
@@ -2518,7 +2519,7 @@
         <w:rPr>
           <w:rFonts w:ascii="Avenir Next" w:hAnsi="Avenir Next" w:cs="Avenir Next" w:eastAsia="Avenir Next"/>
           <w:color w:val="1A1A1A"/>
-          <w:sz w:val="17"/>
+          <w:sz w:val="22"/>
           <w:szCs w:val="17"/>
         </w:rPr>
         <w:t xml:space="preserve">  Almost</w:t>
@@ -2536,7 +2537,7 @@
         <w:rPr>
           <w:rFonts w:ascii="Avenir Next" w:hAnsi="Avenir Next" w:cs="Avenir Next" w:eastAsia="Avenir Next"/>
           <w:color w:val="1A1A1A"/>
-          <w:sz w:val="17"/>
+          <w:sz w:val="22"/>
           <w:szCs w:val="17"/>
         </w:rPr>
         <w:t xml:space="preserve">  I need help</w:t>
@@ -2593,7 +2594,7 @@
         <w:rPr>
           <w:rFonts w:ascii="Avenir Next" w:hAnsi="Avenir Next" w:cs="Avenir Next" w:eastAsia="Avenir Next"/>
           <w:color w:val="1A1A1A"/>
-          <w:sz w:val="18"/>
+          <w:sz w:val="22"/>
           <w:szCs w:val="18"/>
         </w:rPr>
         <w:t xml:space="preserve">Name</w:t>
@@ -2678,25 +2679,25 @@
                 <w:rFonts w:ascii="Avenir Next" w:hAnsi="Avenir Next" w:cs="Avenir Next" w:eastAsia="Avenir Next"/>
                 <w:b/>
                 <w:color w:val="1A1A1A"/>
+                <w:sz w:val="22"/>
+                <w:szCs w:val="20"/>
+              </w:rPr>
+              <w:t xml:space="preserve">1.</w:t>
+            </w:r>
+            <w:r>
+              <w:rPr>
+                <w:rFonts w:ascii="Avenir Next" w:hAnsi="Avenir Next" w:cs="Avenir Next" w:eastAsia="Avenir Next"/>
+                <w:color w:val="1A1A1A"/>
                 <w:sz w:val="20"/>
                 <w:szCs w:val="20"/>
               </w:rPr>
-              <w:t xml:space="preserve">1.</w:t>
-            </w:r>
-            <w:r>
-              <w:rPr>
-                <w:rFonts w:ascii="Avenir Next" w:hAnsi="Avenir Next" w:cs="Avenir Next" w:eastAsia="Avenir Next"/>
-                <w:color w:val="1A1A1A"/>
-                <w:sz w:val="20"/>
-                <w:szCs w:val="20"/>
-              </w:rPr>
               <w:tab/>
             </w:r>
             <w:r>
               <w:rPr>
                 <w:rFonts w:ascii="Avenir Next" w:hAnsi="Avenir Next" w:cs="Avenir Next" w:eastAsia="Avenir Next"/>
                 <w:color w:val="1A1A1A"/>
-                <w:sz w:val="20"/>
+                <w:sz w:val="22"/>
                 <w:szCs w:val="20"/>
               </w:rPr>
               <w:t xml:space="preserve">Write an integer or find the value.</w:t>
@@ -2751,25 +2752,25 @@
                       <w:rFonts w:ascii="Avenir Next" w:hAnsi="Avenir Next" w:cs="Avenir Next" w:eastAsia="Avenir Next"/>
                       <w:b/>
                       <w:color w:val="003A70"/>
+                      <w:sz w:val="22"/>
+                      <w:szCs w:val="20"/>
+                    </w:rPr>
+                    <w:t xml:space="preserve">a.</w:t>
+                  </w:r>
+                  <w:r>
+                    <w:rPr>
+                      <w:rFonts w:ascii="Avenir Next" w:hAnsi="Avenir Next" w:cs="Avenir Next" w:eastAsia="Avenir Next"/>
+                      <w:color w:val="1A1A1A"/>
                       <w:sz w:val="20"/>
                       <w:szCs w:val="20"/>
                     </w:rPr>
-                    <w:t xml:space="preserve">a.</w:t>
-                  </w:r>
-                  <w:r>
-                    <w:rPr>
-                      <w:rFonts w:ascii="Avenir Next" w:hAnsi="Avenir Next" w:cs="Avenir Next" w:eastAsia="Avenir Next"/>
-                      <w:color w:val="1A1A1A"/>
-                      <w:sz w:val="20"/>
-                      <w:szCs w:val="20"/>
-                    </w:rPr>
                     <w:tab/>
                   </w:r>
                   <w:r>
                     <w:rPr>
                       <w:rFonts w:ascii="Avenir Next" w:hAnsi="Avenir Next" w:cs="Avenir Next" w:eastAsia="Avenir Next"/>
                       <w:color w:val="1A1A1A"/>
-                      <w:sz w:val="20"/>
+                      <w:sz w:val="22"/>
                       <w:szCs w:val="20"/>
                     </w:rPr>
                     <w:t xml:space="preserve">a 20-dollar charge</w:t>
@@ -2813,25 +2814,25 @@
                       <w:rFonts w:ascii="Avenir Next" w:hAnsi="Avenir Next" w:cs="Avenir Next" w:eastAsia="Avenir Next"/>
                       <w:b/>
                       <w:color w:val="003A70"/>
+                      <w:sz w:val="22"/>
+                      <w:szCs w:val="20"/>
+                    </w:rPr>
+                    <w:t xml:space="preserve">b.</w:t>
+                  </w:r>
+                  <w:r>
+                    <w:rPr>
+                      <w:rFonts w:ascii="Avenir Next" w:hAnsi="Avenir Next" w:cs="Avenir Next" w:eastAsia="Avenir Next"/>
+                      <w:color w:val="1A1A1A"/>
                       <w:sz w:val="20"/>
                       <w:szCs w:val="20"/>
                     </w:rPr>
-                    <w:t xml:space="preserve">b.</w:t>
-                  </w:r>
-                  <w:r>
-                    <w:rPr>
-                      <w:rFonts w:ascii="Avenir Next" w:hAnsi="Avenir Next" w:cs="Avenir Next" w:eastAsia="Avenir Next"/>
-                      <w:color w:val="1A1A1A"/>
-                      <w:sz w:val="20"/>
-                      <w:szCs w:val="20"/>
-                    </w:rPr>
                     <w:tab/>
                   </w:r>
                   <w:r>
                     <w:rPr>
                       <w:rFonts w:ascii="Avenir Next" w:hAnsi="Avenir Next" w:cs="Avenir Next" w:eastAsia="Avenir Next"/>
                       <w:color w:val="1A1A1A"/>
-                      <w:sz w:val="20"/>
+                      <w:sz w:val="22"/>
                       <w:szCs w:val="20"/>
                     </w:rPr>
                     <w:t xml:space="preserve">−(−13) =</w:t>
@@ -2924,25 +2925,25 @@
                 <w:rFonts w:ascii="Avenir Next" w:hAnsi="Avenir Next" w:cs="Avenir Next" w:eastAsia="Avenir Next"/>
                 <w:b/>
                 <w:color w:val="1A1A1A"/>
+                <w:sz w:val="22"/>
+                <w:szCs w:val="20"/>
+              </w:rPr>
+              <w:t xml:space="preserve">2.</w:t>
+            </w:r>
+            <w:r>
+              <w:rPr>
+                <w:rFonts w:ascii="Avenir Next" w:hAnsi="Avenir Next" w:cs="Avenir Next" w:eastAsia="Avenir Next"/>
+                <w:color w:val="1A1A1A"/>
                 <w:sz w:val="20"/>
                 <w:szCs w:val="20"/>
               </w:rPr>
-              <w:t xml:space="preserve">2.</w:t>
-            </w:r>
-            <w:r>
-              <w:rPr>
-                <w:rFonts w:ascii="Avenir Next" w:hAnsi="Avenir Next" w:cs="Avenir Next" w:eastAsia="Avenir Next"/>
-                <w:color w:val="1A1A1A"/>
-                <w:sz w:val="20"/>
-                <w:szCs w:val="20"/>
-              </w:rPr>
               <w:tab/>
             </w:r>
             <w:r>
               <w:rPr>
                 <w:rFonts w:ascii="Avenir Next" w:hAnsi="Avenir Next" w:cs="Avenir Next" w:eastAsia="Avenir Next"/>
                 <w:color w:val="1A1A1A"/>
-                <w:sz w:val="20"/>
+                <w:sz w:val="22"/>
                 <w:szCs w:val="20"/>
               </w:rPr>
               <w:t xml:space="preserve">It is 7 degrees below zero. Write the integer and its opposite. What would the opposite mean?</w:t>
@@ -3019,7 +3020,7 @@
                 <w:rFonts w:ascii="Avenir Next" w:hAnsi="Avenir Next" w:cs="Avenir Next" w:eastAsia="Avenir Next"/>
                 <w:b/>
                 <w:color w:val="1A1A1A"/>
-                <w:sz w:val="18"/>
+                <w:sz w:val="22"/>
                 <w:szCs w:val="18"/>
               </w:rPr>
               <w:t xml:space="preserve">Answer</w:t>
@@ -3094,25 +3095,25 @@
                 <w:rFonts w:ascii="Avenir Next" w:hAnsi="Avenir Next" w:cs="Avenir Next" w:eastAsia="Avenir Next"/>
                 <w:b/>
                 <w:color w:val="1A1A1A"/>
+                <w:sz w:val="22"/>
+                <w:szCs w:val="20"/>
+              </w:rPr>
+              <w:t xml:space="preserve">3.</w:t>
+            </w:r>
+            <w:r>
+              <w:rPr>
+                <w:rFonts w:ascii="Avenir Next" w:hAnsi="Avenir Next" w:cs="Avenir Next" w:eastAsia="Avenir Next"/>
+                <w:color w:val="1A1A1A"/>
                 <w:sz w:val="20"/>
                 <w:szCs w:val="20"/>
               </w:rPr>
-              <w:t xml:space="preserve">3.</w:t>
-            </w:r>
-            <w:r>
-              <w:rPr>
-                <w:rFonts w:ascii="Avenir Next" w:hAnsi="Avenir Next" w:cs="Avenir Next" w:eastAsia="Avenir Next"/>
-                <w:color w:val="1A1A1A"/>
-                <w:sz w:val="20"/>
-                <w:szCs w:val="20"/>
-              </w:rPr>
               <w:tab/>
             </w:r>
             <w:r>
               <w:rPr>
                 <w:rFonts w:ascii="Avenir Next" w:hAnsi="Avenir Next" w:cs="Avenir Next" w:eastAsia="Avenir Next"/>
                 <w:color w:val="1A1A1A"/>
-                <w:sz w:val="20"/>
+                <w:sz w:val="22"/>
                 <w:szCs w:val="20"/>
               </w:rPr>
               <w:t xml:space="preserve">Which is equal to −(−9)?</w:t>
@@ -3168,25 +3169,25 @@
                       <w:rFonts w:ascii="Avenir Next" w:hAnsi="Avenir Next" w:cs="Avenir Next" w:eastAsia="Avenir Next"/>
                       <w:b/>
                       <w:color w:val="003A70"/>
+                      <w:sz w:val="22"/>
+                      <w:szCs w:val="19"/>
+                    </w:rPr>
+                    <w:t xml:space="preserve">A</w:t>
+                  </w:r>
+                  <w:r>
+                    <w:rPr>
+                      <w:rFonts w:ascii="Avenir Next" w:hAnsi="Avenir Next" w:cs="Avenir Next" w:eastAsia="Avenir Next"/>
+                      <w:color w:val="1A1A1A"/>
                       <w:sz w:val="19"/>
                       <w:szCs w:val="19"/>
                     </w:rPr>
-                    <w:t xml:space="preserve">A</w:t>
-                  </w:r>
-                  <w:r>
-                    <w:rPr>
-                      <w:rFonts w:ascii="Avenir Next" w:hAnsi="Avenir Next" w:cs="Avenir Next" w:eastAsia="Avenir Next"/>
-                      <w:color w:val="1A1A1A"/>
-                      <w:sz w:val="19"/>
-                      <w:szCs w:val="19"/>
-                    </w:rPr>
                     <w:tab/>
                   </w:r>
                   <w:r>
                     <w:rPr>
                       <w:rFonts w:ascii="Avenir Next" w:hAnsi="Avenir Next" w:cs="Avenir Next" w:eastAsia="Avenir Next"/>
                       <w:color w:val="1A1A1A"/>
-                      <w:sz w:val="19"/>
+                      <w:sz w:val="22"/>
                       <w:szCs w:val="19"/>
                     </w:rPr>
                     <w:t xml:space="preserve">−9</w:t>
@@ -3211,25 +3212,25 @@
                       <w:rFonts w:ascii="Avenir Next" w:hAnsi="Avenir Next" w:cs="Avenir Next" w:eastAsia="Avenir Next"/>
                       <w:b/>
                       <w:color w:val="003A70"/>
+                      <w:sz w:val="22"/>
+                      <w:szCs w:val="19"/>
+                    </w:rPr>
+                    <w:t xml:space="preserve">B</w:t>
+                  </w:r>
+                  <w:r>
+                    <w:rPr>
+                      <w:rFonts w:ascii="Avenir Next" w:hAnsi="Avenir Next" w:cs="Avenir Next" w:eastAsia="Avenir Next"/>
+                      <w:color w:val="1A1A1A"/>
                       <w:sz w:val="19"/>
                       <w:szCs w:val="19"/>
                     </w:rPr>
-                    <w:t xml:space="preserve">B</w:t>
-                  </w:r>
-                  <w:r>
-                    <w:rPr>
-                      <w:rFonts w:ascii="Avenir Next" w:hAnsi="Avenir Next" w:cs="Avenir Next" w:eastAsia="Avenir Next"/>
-                      <w:color w:val="1A1A1A"/>
-                      <w:sz w:val="19"/>
-                      <w:szCs w:val="19"/>
-                    </w:rPr>
                     <w:tab/>
                   </w:r>
                   <w:r>
                     <w:rPr>
                       <w:rFonts w:ascii="Avenir Next" w:hAnsi="Avenir Next" w:cs="Avenir Next" w:eastAsia="Avenir Next"/>
                       <w:color w:val="1A1A1A"/>
-                      <w:sz w:val="19"/>
+                      <w:sz w:val="22"/>
                       <w:szCs w:val="19"/>
                     </w:rPr>
                     <w:t xml:space="preserve">9</w:t>
@@ -3254,25 +3255,25 @@
                       <w:rFonts w:ascii="Avenir Next" w:hAnsi="Avenir Next" w:cs="Avenir Next" w:eastAsia="Avenir Next"/>
                       <w:b/>
                       <w:color w:val="003A70"/>
+                      <w:sz w:val="22"/>
+                      <w:szCs w:val="19"/>
+                    </w:rPr>
+                    <w:t xml:space="preserve">C</w:t>
+                  </w:r>
+                  <w:r>
+                    <w:rPr>
+                      <w:rFonts w:ascii="Avenir Next" w:hAnsi="Avenir Next" w:cs="Avenir Next" w:eastAsia="Avenir Next"/>
+                      <w:color w:val="1A1A1A"/>
                       <w:sz w:val="19"/>
                       <w:szCs w:val="19"/>
                     </w:rPr>
-                    <w:t xml:space="preserve">C</w:t>
-                  </w:r>
-                  <w:r>
-                    <w:rPr>
-                      <w:rFonts w:ascii="Avenir Next" w:hAnsi="Avenir Next" w:cs="Avenir Next" w:eastAsia="Avenir Next"/>
-                      <w:color w:val="1A1A1A"/>
-                      <w:sz w:val="19"/>
-                      <w:szCs w:val="19"/>
-                    </w:rPr>
                     <w:tab/>
                   </w:r>
                   <w:r>
                     <w:rPr>
                       <w:rFonts w:ascii="Avenir Next" w:hAnsi="Avenir Next" w:cs="Avenir Next" w:eastAsia="Avenir Next"/>
                       <w:color w:val="1A1A1A"/>
-                      <w:sz w:val="19"/>
+                      <w:sz w:val="22"/>
                       <w:szCs w:val="19"/>
                     </w:rPr>
                     <w:t xml:space="preserve">0</w:t>
@@ -3297,25 +3298,25 @@
                       <w:rFonts w:ascii="Avenir Next" w:hAnsi="Avenir Next" w:cs="Avenir Next" w:eastAsia="Avenir Next"/>
                       <w:b/>
                       <w:color w:val="003A70"/>
+                      <w:sz w:val="22"/>
+                      <w:szCs w:val="19"/>
+                    </w:rPr>
+                    <w:t xml:space="preserve">D</w:t>
+                  </w:r>
+                  <w:r>
+                    <w:rPr>
+                      <w:rFonts w:ascii="Avenir Next" w:hAnsi="Avenir Next" w:cs="Avenir Next" w:eastAsia="Avenir Next"/>
+                      <w:color w:val="1A1A1A"/>
                       <w:sz w:val="19"/>
                       <w:szCs w:val="19"/>
                     </w:rPr>
-                    <w:t xml:space="preserve">D</w:t>
-                  </w:r>
-                  <w:r>
-                    <w:rPr>
-                      <w:rFonts w:ascii="Avenir Next" w:hAnsi="Avenir Next" w:cs="Avenir Next" w:eastAsia="Avenir Next"/>
-                      <w:color w:val="1A1A1A"/>
-                      <w:sz w:val="19"/>
-                      <w:szCs w:val="19"/>
-                    </w:rPr>
                     <w:tab/>
                   </w:r>
                   <w:r>
                     <w:rPr>
                       <w:rFonts w:ascii="Avenir Next" w:hAnsi="Avenir Next" w:cs="Avenir Next" w:eastAsia="Avenir Next"/>
                       <w:color w:val="1A1A1A"/>
-                      <w:sz w:val="19"/>
+                      <w:sz w:val="22"/>
                       <w:szCs w:val="19"/>
                     </w:rPr>
                     <w:t xml:space="preserve">1/9</w:t>
@@ -3365,7 +3366,7 @@
         <w:rPr>
           <w:rFonts w:ascii="Avenir Next" w:hAnsi="Avenir Next" w:cs="Avenir Next" w:eastAsia="Avenir Next"/>
           <w:color w:val="1A1A1A"/>
-          <w:sz w:val="17"/>
+          <w:sz w:val="22"/>
           <w:szCs w:val="17"/>
         </w:rPr>
         <w:t xml:space="preserve">  I got it</w:t>
@@ -3383,7 +3384,7 @@
         <w:rPr>
           <w:rFonts w:ascii="Avenir Next" w:hAnsi="Avenir Next" w:cs="Avenir Next" w:eastAsia="Avenir Next"/>
           <w:color w:val="1A1A1A"/>
-          <w:sz w:val="17"/>
+          <w:sz w:val="22"/>
           <w:szCs w:val="17"/>
         </w:rPr>
         <w:t xml:space="preserve">  Almost</w:t>
@@ -3401,7 +3402,7 @@
         <w:rPr>
           <w:rFonts w:ascii="Avenir Next" w:hAnsi="Avenir Next" w:cs="Avenir Next" w:eastAsia="Avenir Next"/>
           <w:color w:val="1A1A1A"/>
-          <w:sz w:val="17"/>
+          <w:sz w:val="22"/>
           <w:szCs w:val="17"/>
         </w:rPr>
         <w:t xml:space="preserve">  I need help</w:t>
@@ -3495,7 +3496,106 @@
               <w:sz w:val="15"/>
               <w:szCs w:val="15"/>
             </w:rPr>
-            <w:t xml:space="preserve">Lesson 7-1  ·  Exit Tickets  ·  two per page</w:t>
+            <w:t xml:space="preserve">7-1 · Page </w:t>
+          </w:r>
+          <w:r>
+            <w:rPr>
+              <w:rFonts w:ascii="Avenir Next" w:hAnsi="Avenir Next" w:cs="Avenir Next" w:eastAsia="Avenir Next"/>
+              <w:color w:val="5A5F66"/>
+              <w:sz w:val="15"/>
+              <w:szCs w:val="15"/>
+            </w:rPr>
+            <w:fldChar w:fldCharType="begin"/>
+          </w:r>
+          <w:r>
+            <w:rPr>
+              <w:rFonts w:ascii="Avenir Next" w:hAnsi="Avenir Next" w:cs="Avenir Next" w:eastAsia="Avenir Next"/>
+              <w:color w:val="5A5F66"/>
+              <w:sz w:val="15"/>
+              <w:szCs w:val="15"/>
+            </w:rPr>
+            <w:instrText xml:space="preserve"> PAGE </w:instrText>
+          </w:r>
+          <w:r>
+            <w:rPr>
+              <w:rFonts w:ascii="Avenir Next" w:hAnsi="Avenir Next" w:cs="Avenir Next" w:eastAsia="Avenir Next"/>
+              <w:color w:val="5A5F66"/>
+              <w:sz w:val="15"/>
+              <w:szCs w:val="15"/>
+            </w:rPr>
+            <w:fldChar w:fldCharType="separate"/>
+          </w:r>
+          <w:r>
+            <w:rPr>
+              <w:rFonts w:ascii="Avenir Next" w:hAnsi="Avenir Next" w:cs="Avenir Next" w:eastAsia="Avenir Next"/>
+              <w:color w:val="5A5F66"/>
+              <w:sz w:val="15"/>
+              <w:szCs w:val="15"/>
+            </w:rPr>
+            <w:t xml:space="preserve">1</w:t>
+          </w:r>
+          <w:r>
+            <w:rPr>
+              <w:rFonts w:ascii="Avenir Next" w:hAnsi="Avenir Next" w:cs="Avenir Next" w:eastAsia="Avenir Next"/>
+              <w:color w:val="5A5F66"/>
+              <w:sz w:val="15"/>
+              <w:szCs w:val="15"/>
+            </w:rPr>
+            <w:fldChar w:fldCharType="end"/>
+          </w:r>
+          <w:r>
+            <w:rPr>
+              <w:rFonts w:ascii="Avenir Next" w:hAnsi="Avenir Next" w:cs="Avenir Next" w:eastAsia="Avenir Next"/>
+              <w:color w:val="5A5F66"/>
+              <w:sz w:val="15"/>
+              <w:szCs w:val="15"/>
+            </w:rPr>
+            <w:t xml:space="preserve"> of </w:t>
+          </w:r>
+          <w:r>
+            <w:rPr>
+              <w:rFonts w:ascii="Avenir Next" w:hAnsi="Avenir Next" w:cs="Avenir Next" w:eastAsia="Avenir Next"/>
+              <w:color w:val="5A5F66"/>
+              <w:sz w:val="15"/>
+              <w:szCs w:val="15"/>
+            </w:rPr>
+            <w:fldChar w:fldCharType="begin"/>
+          </w:r>
+          <w:r>
+            <w:rPr>
+              <w:rFonts w:ascii="Avenir Next" w:hAnsi="Avenir Next" w:cs="Avenir Next" w:eastAsia="Avenir Next"/>
+              <w:color w:val="5A5F66"/>
+              <w:sz w:val="15"/>
+              <w:szCs w:val="15"/>
+            </w:rPr>
+            <w:instrText xml:space="preserve"> NUMPAGES </w:instrText>
+          </w:r>
+          <w:r>
+            <w:rPr>
+              <w:rFonts w:ascii="Avenir Next" w:hAnsi="Avenir Next" w:cs="Avenir Next" w:eastAsia="Avenir Next"/>
+              <w:color w:val="5A5F66"/>
+              <w:sz w:val="15"/>
+              <w:szCs w:val="15"/>
+            </w:rPr>
+            <w:fldChar w:fldCharType="separate"/>
+          </w:r>
+          <w:r>
+            <w:rPr>
+              <w:rFonts w:ascii="Avenir Next" w:hAnsi="Avenir Next" w:cs="Avenir Next" w:eastAsia="Avenir Next"/>
+              <w:color w:val="5A5F66"/>
+              <w:sz w:val="15"/>
+              <w:szCs w:val="15"/>
+            </w:rPr>
+            <w:t xml:space="preserve">1</w:t>
+          </w:r>
+          <w:r>
+            <w:rPr>
+              <w:rFonts w:ascii="Avenir Next" w:hAnsi="Avenir Next" w:cs="Avenir Next" w:eastAsia="Avenir Next"/>
+              <w:color w:val="5A5F66"/>
+              <w:sz w:val="15"/>
+              <w:szCs w:val="15"/>
+            </w:rPr>
+            <w:fldChar w:fldCharType="end"/>
           </w:r>
         </w:p>
       </w:tc>
@@ -3538,5 +3638,23 @@
       </w:tblCellMar>
     </w:tblPr>
   </w:style>
+  <w:style w:type="paragraph" w:styleId="Heading1">
+    <w:name w:val="heading 1"/>
+    <w:basedOn w:val="Normal"/>
+    <w:pPr>
+      <w:outlineLvl w:val="0"/>
+      <w:keepNext w:val="0"/>
+      <w:keepLines w:val="0"/>
+    </w:pPr>
+  </w:style>
+  <w:style w:type="paragraph" w:styleId="Heading2">
+    <w:name w:val="heading 2"/>
+    <w:basedOn w:val="Normal"/>
+    <w:pPr>
+      <w:outlineLvl w:val="1"/>
+      <w:keepNext w:val="0"/>
+      <w:keepLines w:val="0"/>
+    </w:pPr>
+  </w:style>
 </w:styles>
 </file>